--- a/решение1.docx
+++ b/решение1.docx
@@ -10,12 +10,12 @@
         <w:rPr>
           <w:b/>
         </w:rPr>
-        <w:t>Практическая работа: унификация при закупке SSD-накопителей</w:t>
+        <w:t>Техническое задание на закупку SSD-накопителей</w:t>
       </w:r>
     </w:p>
     <w:p>
       <w:r>
-        <w:t>Задание: подобрать партию SSD для IT-компании, указать 7 внешних систем и компонентов, с которыми должны быть совместимы накопители, и для каждого определить параметр унификации. Все ёмкости взяты из одного ряда, кратного 240 ГБ, что само по себе является унификацией типоразмерного ряда.</w:t>
+        <w:t>Чтобы не закупать разные линейки, все ёмкости приведены к двоичному ряду 256/512/1024/2048/4096 ГБ.</w:t>
       </w:r>
     </w:p>
     <w:p>
@@ -24,231 +24,6 @@
           <w:b/>
         </w:rPr>
         <w:t>Распределение накопителей по подразделениям</w:t>
-      </w:r>
-    </w:p>
-    <w:tbl>
-      <w:tblPr>
-        <w:tblStyle w:val="TableGrid"/>
-        <w:tblW w:type="auto" w:w="0"/>
-        <w:tblLook w:firstColumn="1" w:firstRow="1" w:lastColumn="0" w:lastRow="0" w:noHBand="0" w:noVBand="1" w:val="04A0"/>
-      </w:tblPr>
-      <w:tblGrid>
-        <w:gridCol w:w="2880"/>
-        <w:gridCol w:w="2880"/>
-        <w:gridCol w:w="2880"/>
-      </w:tblGrid>
-      <w:tr>
-        <w:tc>
-          <w:tcPr>
-            <w:tcW w:type="dxa" w:w="2880"/>
-          </w:tcPr>
-          <w:p>
-            <w:r/>
-            <w:r>
-              <w:rPr>
-                <w:b/>
-              </w:rPr>
-              <w:t>Отдел</w:t>
-            </w:r>
-          </w:p>
-        </w:tc>
-        <w:tc>
-          <w:tcPr>
-            <w:tcW w:type="dxa" w:w="2880"/>
-          </w:tcPr>
-          <w:p>
-            <w:r/>
-            <w:r>
-              <w:rPr>
-                <w:b/>
-              </w:rPr>
-              <w:t>Назначение</w:t>
-            </w:r>
-          </w:p>
-        </w:tc>
-        <w:tc>
-          <w:tcPr>
-            <w:tcW w:type="dxa" w:w="2880"/>
-          </w:tcPr>
-          <w:p>
-            <w:r/>
-            <w:r>
-              <w:rPr>
-                <w:b/>
-              </w:rPr>
-              <w:t>Ёмкость</w:t>
-            </w:r>
-          </w:p>
-        </w:tc>
-      </w:tr>
-      <w:tr>
-        <w:tc>
-          <w:tcPr>
-            <w:tcW w:type="dxa" w:w="2880"/>
-          </w:tcPr>
-          <w:p>
-            <w:r>
-              <w:t>Бухгалтерия</w:t>
-            </w:r>
-          </w:p>
-        </w:tc>
-        <w:tc>
-          <w:tcPr>
-            <w:tcW w:type="dxa" w:w="2880"/>
-          </w:tcPr>
-          <w:p>
-            <w:r>
-              <w:t>Офисные документы, 1С</w:t>
-            </w:r>
-          </w:p>
-        </w:tc>
-        <w:tc>
-          <w:tcPr>
-            <w:tcW w:type="dxa" w:w="2880"/>
-          </w:tcPr>
-          <w:p>
-            <w:r>
-              <w:t>240 ГБ</w:t>
-            </w:r>
-          </w:p>
-        </w:tc>
-      </w:tr>
-      <w:tr>
-        <w:tc>
-          <w:tcPr>
-            <w:tcW w:type="dxa" w:w="2880"/>
-          </w:tcPr>
-          <w:p>
-            <w:r>
-              <w:t>Отдел разработки</w:t>
-            </w:r>
-          </w:p>
-        </w:tc>
-        <w:tc>
-          <w:tcPr>
-            <w:tcW w:type="dxa" w:w="2880"/>
-          </w:tcPr>
-          <w:p>
-            <w:r>
-              <w:t>Код, контейнеры, СУБД</w:t>
-            </w:r>
-          </w:p>
-        </w:tc>
-        <w:tc>
-          <w:tcPr>
-            <w:tcW w:type="dxa" w:w="2880"/>
-          </w:tcPr>
-          <w:p>
-            <w:r>
-              <w:t>480 ГБ</w:t>
-            </w:r>
-          </w:p>
-        </w:tc>
-      </w:tr>
-      <w:tr>
-        <w:tc>
-          <w:tcPr>
-            <w:tcW w:type="dxa" w:w="2880"/>
-          </w:tcPr>
-          <w:p>
-            <w:r>
-              <w:t>Отдел дизайна</w:t>
-            </w:r>
-          </w:p>
-        </w:tc>
-        <w:tc>
-          <w:tcPr>
-            <w:tcW w:type="dxa" w:w="2880"/>
-          </w:tcPr>
-          <w:p>
-            <w:r>
-              <w:t>Графика, видео, макеты</w:t>
-            </w:r>
-          </w:p>
-        </w:tc>
-        <w:tc>
-          <w:tcPr>
-            <w:tcW w:type="dxa" w:w="2880"/>
-          </w:tcPr>
-          <w:p>
-            <w:r>
-              <w:t>960 ГБ</w:t>
-            </w:r>
-          </w:p>
-        </w:tc>
-      </w:tr>
-      <w:tr>
-        <w:tc>
-          <w:tcPr>
-            <w:tcW w:type="dxa" w:w="2880"/>
-          </w:tcPr>
-          <w:p>
-            <w:r>
-              <w:t>Серверный сегмент</w:t>
-            </w:r>
-          </w:p>
-        </w:tc>
-        <w:tc>
-          <w:tcPr>
-            <w:tcW w:type="dxa" w:w="2880"/>
-          </w:tcPr>
-          <w:p>
-            <w:r>
-              <w:t>Виртуальные машины, БД</w:t>
-            </w:r>
-          </w:p>
-        </w:tc>
-        <w:tc>
-          <w:tcPr>
-            <w:tcW w:type="dxa" w:w="2880"/>
-          </w:tcPr>
-          <w:p>
-            <w:r>
-              <w:t>1920 ГБ</w:t>
-            </w:r>
-          </w:p>
-        </w:tc>
-      </w:tr>
-      <w:tr>
-        <w:tc>
-          <w:tcPr>
-            <w:tcW w:type="dxa" w:w="2880"/>
-          </w:tcPr>
-          <w:p>
-            <w:r>
-              <w:t>Архивный сервер</w:t>
-            </w:r>
-          </w:p>
-        </w:tc>
-        <w:tc>
-          <w:tcPr>
-            <w:tcW w:type="dxa" w:w="2880"/>
-          </w:tcPr>
-          <w:p>
-            <w:r>
-              <w:t>Долговременное хранение</w:t>
-            </w:r>
-          </w:p>
-        </w:tc>
-        <w:tc>
-          <w:tcPr>
-            <w:tcW w:type="dxa" w:w="2880"/>
-          </w:tcPr>
-          <w:p>
-            <w:r>
-              <w:t>3840 ГБ</w:t>
-            </w:r>
-          </w:p>
-        </w:tc>
-      </w:tr>
-    </w:tbl>
-    <w:p/>
-    <w:p>
-      <w:r>
-        <w:rPr>
-          <w:b/>
-        </w:rPr>
-        <w:t>Внешние системы и компоненты, с которыми должны быть совместимы накопители</w:t>
       </w:r>
     </w:p>
     <w:tbl>
@@ -274,7 +49,7 @@
               <w:rPr>
                 <w:b/>
               </w:rPr>
-              <w:t>№</w:t>
+              <w:t>Подразделение</w:t>
             </w:r>
           </w:p>
         </w:tc>
@@ -288,7 +63,7 @@
               <w:rPr>
                 <w:b/>
               </w:rPr>
-              <w:t>Компонент</w:t>
+              <w:t>Ёмкость</w:t>
             </w:r>
           </w:p>
         </w:tc>
@@ -302,7 +77,7 @@
               <w:rPr>
                 <w:b/>
               </w:rPr>
-              <w:t>Зачем нужна совместимость</w:t>
+              <w:t>Интерфейс и форм-фактор</w:t>
             </w:r>
           </w:p>
         </w:tc>
@@ -316,7 +91,7 @@
               <w:rPr>
                 <w:b/>
               </w:rPr>
-              <w:t>Параметр унификации</w:t>
+              <w:t>Обоснование</w:t>
             </w:r>
           </w:p>
         </w:tc>
@@ -328,7 +103,7 @@
           </w:tcPr>
           <w:p>
             <w:r>
-              <w:t>1</w:t>
+              <w:t>Бухгалтерия</w:t>
             </w:r>
           </w:p>
         </w:tc>
@@ -338,7 +113,7 @@
           </w:tcPr>
           <w:p>
             <w:r>
-              <w:t>Материнская плата</w:t>
+              <w:t>256 ГБ</w:t>
             </w:r>
           </w:p>
         </w:tc>
@@ -348,7 +123,7 @@
           </w:tcPr>
           <w:p>
             <w:r>
-              <w:t>Накопитель должен физически устанавливаться в слот</w:t>
+              <w:t>SATA III, 2.5"</w:t>
             </w:r>
           </w:p>
         </w:tc>
@@ -358,7 +133,7 @@
           </w:tcPr>
           <w:p>
             <w:r>
-              <w:t>Форм-фактор M.2 2280</w:t>
+              <w:t>Хватает для офисных документов и 1С</w:t>
             </w:r>
           </w:p>
         </w:tc>
@@ -370,7 +145,7 @@
           </w:tcPr>
           <w:p>
             <w:r>
-              <w:t>2</w:t>
+              <w:t>Отдел разработки</w:t>
             </w:r>
           </w:p>
         </w:tc>
@@ -380,7 +155,7 @@
           </w:tcPr>
           <w:p>
             <w:r>
-              <w:t>Интерфейс PCI Express</w:t>
+              <w:t>512 ГБ</w:t>
             </w:r>
           </w:p>
         </w:tc>
@@ -390,7 +165,7 @@
           </w:tcPr>
           <w:p>
             <w:r>
-              <w:t>Накопитель должен работать на полной скорости</w:t>
+              <w:t>NVMe, M.2 2280</w:t>
             </w:r>
           </w:p>
         </w:tc>
@@ -400,7 +175,7 @@
           </w:tcPr>
           <w:p>
             <w:r>
-              <w:t>Версия PCIe 4.0, число линий x4</w:t>
+              <w:t>Быстрая работа с кодом, контейнерами и СУБД</w:t>
             </w:r>
           </w:p>
         </w:tc>
@@ -412,7 +187,7 @@
           </w:tcPr>
           <w:p>
             <w:r>
-              <w:t>3</w:t>
+              <w:t>Отдел дизайна</w:t>
             </w:r>
           </w:p>
         </w:tc>
@@ -422,7 +197,7 @@
           </w:tcPr>
           <w:p>
             <w:r>
-              <w:t>Серверный backplane</w:t>
+              <w:t>1024 ГБ</w:t>
             </w:r>
           </w:p>
         </w:tc>
@@ -432,7 +207,7 @@
           </w:tcPr>
           <w:p>
             <w:r>
-              <w:t>Серверные накопители ставятся в корзины</w:t>
+              <w:t>NVMe, M.2 2280</w:t>
             </w:r>
           </w:p>
         </w:tc>
@@ -442,7 +217,7 @@
           </w:tcPr>
           <w:p>
             <w:r>
-              <w:t>Разъём U.2 / U.3, размер 2.5"</w:t>
+              <w:t>Высокая скорость чтения и записи для видео и графики</w:t>
             </w:r>
           </w:p>
         </w:tc>
@@ -454,7 +229,7 @@
           </w:tcPr>
           <w:p>
             <w:r>
-              <w:t>4</w:t>
+              <w:t>Серверный сегмент</w:t>
             </w:r>
           </w:p>
         </w:tc>
@@ -464,7 +239,7 @@
           </w:tcPr>
           <w:p>
             <w:r>
-              <w:t>BIOS/UEFI</w:t>
+              <w:t>2048 ГБ</w:t>
             </w:r>
           </w:p>
         </w:tc>
@@ -474,7 +249,7 @@
           </w:tcPr>
           <w:p>
             <w:r>
-              <w:t>С накопителя должна загружаться система</w:t>
+              <w:t>NVMe, U.2</w:t>
             </w:r>
           </w:p>
         </w:tc>
@@ -484,7 +259,7 @@
           </w:tcPr>
           <w:p>
             <w:r>
-              <w:t>Загрузка UEFI, таблица разделов GPT</w:t>
+              <w:t>Нагрузка от виртуальных машин и баз данных</w:t>
             </w:r>
           </w:p>
         </w:tc>
@@ -496,7 +271,7 @@
           </w:tcPr>
           <w:p>
             <w:r>
-              <w:t>5</w:t>
+              <w:t>Архивный сервер</w:t>
             </w:r>
           </w:p>
         </w:tc>
@@ -506,7 +281,7 @@
           </w:tcPr>
           <w:p>
             <w:r>
-              <w:t>Система охлаждения</w:t>
+              <w:t>4096 ГБ</w:t>
             </w:r>
           </w:p>
         </w:tc>
@@ -516,7 +291,7 @@
           </w:tcPr>
           <w:p>
             <w:r>
-              <w:t>NVMe-накопители сильно греются под нагрузкой</w:t>
+              <w:t>SATA, 2.5"</w:t>
             </w:r>
           </w:p>
         </w:tc>
@@ -526,7 +301,72 @@
           </w:tcPr>
           <w:p>
             <w:r>
-              <w:t>Рабочая температура до 70 °C, высота радиатора</w:t>
+              <w:t>Большой объём при невысоких требованиях к скорости</w:t>
+            </w:r>
+          </w:p>
+        </w:tc>
+      </w:tr>
+    </w:tbl>
+    <w:p/>
+    <w:p>
+      <w:r>
+        <w:rPr>
+          <w:b/>
+        </w:rPr>
+        <w:t>Внешние системы и компоненты, с которыми должны быть совместимы накопители</w:t>
+      </w:r>
+    </w:p>
+    <w:tbl>
+      <w:tblPr>
+        <w:tblStyle w:val="TableGrid"/>
+        <w:tblW w:type="auto" w:w="0"/>
+        <w:tblLook w:firstColumn="1" w:firstRow="1" w:lastColumn="0" w:lastRow="0" w:noHBand="0" w:noVBand="1" w:val="04A0"/>
+      </w:tblPr>
+      <w:tblGrid>
+        <w:gridCol w:w="2880"/>
+        <w:gridCol w:w="2880"/>
+        <w:gridCol w:w="2880"/>
+      </w:tblGrid>
+      <w:tr>
+        <w:tc>
+          <w:tcPr>
+            <w:tcW w:type="dxa" w:w="2880"/>
+          </w:tcPr>
+          <w:p>
+            <w:r/>
+            <w:r>
+              <w:rPr>
+                <w:b/>
+              </w:rPr>
+              <w:t>№</w:t>
+            </w:r>
+          </w:p>
+        </w:tc>
+        <w:tc>
+          <w:tcPr>
+            <w:tcW w:type="dxa" w:w="2880"/>
+          </w:tcPr>
+          <w:p>
+            <w:r/>
+            <w:r>
+              <w:rPr>
+                <w:b/>
+              </w:rPr>
+              <w:t>Система или компонент</w:t>
+            </w:r>
+          </w:p>
+        </w:tc>
+        <w:tc>
+          <w:tcPr>
+            <w:tcW w:type="dxa" w:w="2880"/>
+          </w:tcPr>
+          <w:p>
+            <w:r/>
+            <w:r>
+              <w:rPr>
+                <w:b/>
+              </w:rPr>
+              <w:t>Что унифицируется</w:t>
             </w:r>
           </w:p>
         </w:tc>
@@ -534,7 +374,167 @@
       <w:tr>
         <w:tc>
           <w:tcPr>
-            <w:tcW w:type="dxa" w:w="2160"/>
+            <w:tcW w:type="dxa" w:w="2880"/>
+          </w:tcPr>
+          <w:p>
+            <w:r>
+              <w:t>1</w:t>
+            </w:r>
+          </w:p>
+        </w:tc>
+        <w:tc>
+          <w:tcPr>
+            <w:tcW w:type="dxa" w:w="2880"/>
+          </w:tcPr>
+          <w:p>
+            <w:r>
+              <w:t>Разъёмы на материнских платах ПК</w:t>
+            </w:r>
+          </w:p>
+        </w:tc>
+        <w:tc>
+          <w:tcPr>
+            <w:tcW w:type="dxa" w:w="2880"/>
+          </w:tcPr>
+          <w:p>
+            <w:r>
+              <w:t>Форм-фактор: M.2 2280 для NVMe, 2.5" для SATA</w:t>
+            </w:r>
+          </w:p>
+        </w:tc>
+      </w:tr>
+      <w:tr>
+        <w:tc>
+          <w:tcPr>
+            <w:tcW w:type="dxa" w:w="2880"/>
+          </w:tcPr>
+          <w:p>
+            <w:r>
+              <w:t>2</w:t>
+            </w:r>
+          </w:p>
+        </w:tc>
+        <w:tc>
+          <w:tcPr>
+            <w:tcW w:type="dxa" w:w="2880"/>
+          </w:tcPr>
+          <w:p>
+            <w:r>
+              <w:t>Интерфейс подключения</w:t>
+            </w:r>
+          </w:p>
+        </w:tc>
+        <w:tc>
+          <w:tcPr>
+            <w:tcW w:type="dxa" w:w="2880"/>
+          </w:tcPr>
+          <w:p>
+            <w:r>
+              <w:t>Стандарт интерфейса: PCIe 4.0 NVMe / SATA III 6 Гбит/с</w:t>
+            </w:r>
+          </w:p>
+        </w:tc>
+      </w:tr>
+      <w:tr>
+        <w:tc>
+          <w:tcPr>
+            <w:tcW w:type="dxa" w:w="2880"/>
+          </w:tcPr>
+          <w:p>
+            <w:r>
+              <w:t>3</w:t>
+            </w:r>
+          </w:p>
+        </w:tc>
+        <w:tc>
+          <w:tcPr>
+            <w:tcW w:type="dxa" w:w="2880"/>
+          </w:tcPr>
+          <w:p>
+            <w:r>
+              <w:t>Блок питания</w:t>
+            </w:r>
+          </w:p>
+        </w:tc>
+        <w:tc>
+          <w:tcPr>
+            <w:tcW w:type="dxa" w:w="2880"/>
+          </w:tcPr>
+          <w:p>
+            <w:r>
+              <w:t>Тип разъёма и напряжение: SATA 15-pin 5 В, для U.2 12 В</w:t>
+            </w:r>
+          </w:p>
+        </w:tc>
+      </w:tr>
+      <w:tr>
+        <w:tc>
+          <w:tcPr>
+            <w:tcW w:type="dxa" w:w="2880"/>
+          </w:tcPr>
+          <w:p>
+            <w:r>
+              <w:t>4</w:t>
+            </w:r>
+          </w:p>
+        </w:tc>
+        <w:tc>
+          <w:tcPr>
+            <w:tcW w:type="dxa" w:w="2880"/>
+          </w:tcPr>
+          <w:p>
+            <w:r>
+              <w:t>Серверные корзины и салазки</w:t>
+            </w:r>
+          </w:p>
+        </w:tc>
+        <w:tc>
+          <w:tcPr>
+            <w:tcW w:type="dxa" w:w="2880"/>
+          </w:tcPr>
+          <w:p>
+            <w:r>
+              <w:t>Высота корпуса накопителя 7 или 15 мм, горячая замена</w:t>
+            </w:r>
+          </w:p>
+        </w:tc>
+      </w:tr>
+      <w:tr>
+        <w:tc>
+          <w:tcPr>
+            <w:tcW w:type="dxa" w:w="2880"/>
+          </w:tcPr>
+          <w:p>
+            <w:r>
+              <w:t>5</w:t>
+            </w:r>
+          </w:p>
+        </w:tc>
+        <w:tc>
+          <w:tcPr>
+            <w:tcW w:type="dxa" w:w="2880"/>
+          </w:tcPr>
+          <w:p>
+            <w:r>
+              <w:t>RAID-контроллер</w:t>
+            </w:r>
+          </w:p>
+        </w:tc>
+        <w:tc>
+          <w:tcPr>
+            <w:tcW w:type="dxa" w:w="2880"/>
+          </w:tcPr>
+          <w:p>
+            <w:r>
+              <w:t>Поддерживаемый протокол и размер сектора 512e</w:t>
+            </w:r>
+          </w:p>
+        </w:tc>
+      </w:tr>
+      <w:tr>
+        <w:tc>
+          <w:tcPr>
+            <w:tcW w:type="dxa" w:w="2880"/>
           </w:tcPr>
           <w:p>
             <w:r>
@@ -544,31 +544,21 @@
         </w:tc>
         <w:tc>
           <w:tcPr>
-            <w:tcW w:type="dxa" w:w="2160"/>
+            <w:tcW w:type="dxa" w:w="2880"/>
           </w:tcPr>
           <w:p>
             <w:r>
-              <w:t>Система резервного копирования</w:t>
+              <w:t>Операционная система</w:t>
             </w:r>
           </w:p>
         </w:tc>
         <w:tc>
           <w:tcPr>
-            <w:tcW w:type="dxa" w:w="2160"/>
+            <w:tcW w:type="dxa" w:w="2880"/>
           </w:tcPr>
           <w:p>
             <w:r>
-              <w:t>Серверы с БД и архив копируются по расписанию</w:t>
-            </w:r>
-          </w:p>
-        </w:tc>
-        <w:tc>
-          <w:tcPr>
-            <w:tcW w:type="dxa" w:w="2160"/>
-          </w:tcPr>
-          <w:p>
-            <w:r>
-              <w:t>Ресурс записи TBW / DWPD не ниже заданного</w:t>
+              <w:t>Поддержка TRIM и работа без сторонних драйверов (Windows 10/11, Linux)</w:t>
             </w:r>
           </w:p>
         </w:tc>
@@ -576,7 +566,7 @@
       <w:tr>
         <w:tc>
           <w:tcPr>
-            <w:tcW w:type="dxa" w:w="2160"/>
+            <w:tcW w:type="dxa" w:w="2880"/>
           </w:tcPr>
           <w:p>
             <w:r>
@@ -586,31 +576,21 @@
         </w:tc>
         <w:tc>
           <w:tcPr>
-            <w:tcW w:type="dxa" w:w="2160"/>
+            <w:tcW w:type="dxa" w:w="2880"/>
           </w:tcPr>
           <w:p>
             <w:r>
-              <w:t>Система мониторинга</w:t>
+              <w:t>Средства шифрования и защиты данных</w:t>
             </w:r>
           </w:p>
         </w:tc>
         <w:tc>
           <w:tcPr>
-            <w:tcW w:type="dxa" w:w="2160"/>
+            <w:tcW w:type="dxa" w:w="2880"/>
           </w:tcPr>
           <w:p>
             <w:r>
-              <w:t>Состояние дисков отслеживается централизованно</w:t>
-            </w:r>
-          </w:p>
-        </w:tc>
-        <w:tc>
-          <w:tcPr>
-            <w:tcW w:type="dxa" w:w="2160"/>
-          </w:tcPr>
-          <w:p>
-            <w:r>
-              <w:t>Поддержка S.M.A.R.T.</w:t>
+              <w:t>Стандарт аппаратного шифрования TCG Opal 2.0</w:t>
             </w:r>
           </w:p>
         </w:tc>
@@ -619,7 +599,7 @@
     <w:p/>
     <w:p>
       <w:r>
-        <w:t>Вывод: при закупке SSD унифицируются форм-фактор, интерфейс, режим загрузки, тепловые характеристики, ресурс записи и средства диагностики. Это сокращает число разных моделей, упрощает обслуживание и позволяет заменять накопители без переделки оборудования.</w:t>
+        <w:t>Итог: единые требования к форм-фактору, интерфейсу, питанию и протоколам обеспечивают взаимозаменяемость накопителей и совместимость с существующим оборудованием компании.</w:t>
       </w:r>
     </w:p>
     <w:sectPr>
